--- a/writing/ielts_task2_guide.docx
+++ b/writing/ielts_task2_guide.docx
@@ -10177,6 +10177,112 @@
           <w:rFonts w:ascii="Arial" w:cs="Arial" w:eastAsia="Arial" w:hAnsi="Arial"/>
           <w:b/>
           <w:bCs/>
+          <w:color w:val="C55A11"/>
+          <w:sz w:val="22"/>
+          <w:szCs w:val="22"/>
+        </w:rPr>
+        <w:t xml:space="preserve">Sentence Templates for This Topic</w:t>
+      </w:r>
+    </w:p>
+    <w:p>
+      <w:pPr>
+        <w:numPr>
+          <w:ilvl w:val="0"/>
+          <w:numId w:val="1"/>
+        </w:numPr>
+        <w:spacing w:after="80" w:line="276"/>
+      </w:pPr>
+      <w:r>
+        <w:rPr>
+          <w:rFonts w:ascii="Arial" w:cs="Arial" w:eastAsia="Arial" w:hAnsi="Arial"/>
+          <w:color w:val="333333"/>
+          <w:sz w:val="21"/>
+          <w:szCs w:val="21"/>
+        </w:rPr>
+        <w:t xml:space="preserve">Education has long been the subject of debate regarding...</w:t>
+      </w:r>
+    </w:p>
+    <w:p>
+      <w:pPr>
+        <w:numPr>
+          <w:ilvl w:val="0"/>
+          <w:numId w:val="1"/>
+        </w:numPr>
+        <w:spacing w:after="80" w:line="276"/>
+      </w:pPr>
+      <w:r>
+        <w:rPr>
+          <w:rFonts w:ascii="Arial" w:cs="Arial" w:eastAsia="Arial" w:hAnsi="Arial"/>
+          <w:color w:val="333333"/>
+          <w:sz w:val="21"/>
+          <w:szCs w:val="21"/>
+        </w:rPr>
+        <w:t xml:space="preserve">There is a strong case for viewing education as...</w:t>
+      </w:r>
+    </w:p>
+    <w:p>
+      <w:pPr>
+        <w:numPr>
+          <w:ilvl w:val="0"/>
+          <w:numId w:val="1"/>
+        </w:numPr>
+        <w:spacing w:after="80" w:line="276"/>
+      </w:pPr>
+      <w:r>
+        <w:rPr>
+          <w:rFonts w:ascii="Arial" w:cs="Arial" w:eastAsia="Arial" w:hAnsi="Arial"/>
+          <w:color w:val="333333"/>
+          <w:sz w:val="21"/>
+          <w:szCs w:val="21"/>
+        </w:rPr>
+        <w:t xml:space="preserve">When students are encouraged to pursue [X], they tend to develop...</w:t>
+      </w:r>
+    </w:p>
+    <w:p>
+      <w:pPr>
+        <w:numPr>
+          <w:ilvl w:val="0"/>
+          <w:numId w:val="1"/>
+        </w:numPr>
+        <w:spacing w:after="80" w:line="276"/>
+      </w:pPr>
+      <w:r>
+        <w:rPr>
+          <w:rFonts w:ascii="Arial" w:cs="Arial" w:eastAsia="Arial" w:hAnsi="Arial"/>
+          <w:color w:val="333333"/>
+          <w:sz w:val="21"/>
+          <w:szCs w:val="21"/>
+        </w:rPr>
+        <w:t xml:space="preserve">One of the principal causes is that [X] is often perceived as...</w:t>
+      </w:r>
+    </w:p>
+    <w:p>
+      <w:pPr>
+        <w:numPr>
+          <w:ilvl w:val="0"/>
+          <w:numId w:val="1"/>
+        </w:numPr>
+        <w:spacing w:after="80" w:line="276"/>
+      </w:pPr>
+      <w:r>
+        <w:rPr>
+          <w:rFonts w:ascii="Arial" w:cs="Arial" w:eastAsia="Arial" w:hAnsi="Arial"/>
+          <w:color w:val="333333"/>
+          <w:sz w:val="21"/>
+          <w:szCs w:val="21"/>
+        </w:rPr>
+        <w:t xml:space="preserve">Schools could adopt more engaging pedagogies, such as...</w:t>
+      </w:r>
+    </w:p>
+    <w:p>
+      <w:pPr>
+        <w:spacing w:after="100" w:line="276"/>
+      </w:pPr>
+      <w:r>
+        <w:rPr>
+          <w:rFonts w:ascii="Arial" w:cs="Arial" w:eastAsia="Arial" w:hAnsi="Arial"/>
+          <w:b/>
+          <w:bCs/>
           <w:color w:val="548235"/>
           <w:sz w:val="22"/>
           <w:szCs w:val="22"/>
@@ -11483,6 +11589,112 @@
           <w:rFonts w:ascii="Arial" w:cs="Arial" w:eastAsia="Arial" w:hAnsi="Arial"/>
           <w:b/>
           <w:bCs/>
+          <w:color w:val="C55A11"/>
+          <w:sz w:val="22"/>
+          <w:szCs w:val="22"/>
+        </w:rPr>
+        <w:t xml:space="preserve">Sentence Templates for This Topic</w:t>
+      </w:r>
+    </w:p>
+    <w:p>
+      <w:pPr>
+        <w:numPr>
+          <w:ilvl w:val="0"/>
+          <w:numId w:val="1"/>
+        </w:numPr>
+        <w:spacing w:after="80" w:line="276"/>
+      </w:pPr>
+      <w:r>
+        <w:rPr>
+          <w:rFonts w:ascii="Arial" w:cs="Arial" w:eastAsia="Arial" w:hAnsi="Arial"/>
+          <w:color w:val="333333"/>
+          <w:sz w:val="21"/>
+          <w:szCs w:val="21"/>
+        </w:rPr>
+        <w:t xml:space="preserve">It is frequently argued that [X], despite [benefit], has paradoxically [negative outcome].</w:t>
+      </w:r>
+    </w:p>
+    <w:p>
+      <w:pPr>
+        <w:numPr>
+          <w:ilvl w:val="0"/>
+          <w:numId w:val="1"/>
+        </w:numPr>
+        <w:spacing w:after="80" w:line="276"/>
+      </w:pPr>
+      <w:r>
+        <w:rPr>
+          <w:rFonts w:ascii="Arial" w:cs="Arial" w:eastAsia="Arial" w:hAnsi="Arial"/>
+          <w:color w:val="333333"/>
+          <w:sz w:val="21"/>
+          <w:szCs w:val="21"/>
+        </w:rPr>
+        <w:t xml:space="preserve">These technologies have strengthened, not weakened, [aspect] for millions of people.</w:t>
+      </w:r>
+    </w:p>
+    <w:p>
+      <w:pPr>
+        <w:numPr>
+          <w:ilvl w:val="0"/>
+          <w:numId w:val="1"/>
+        </w:numPr>
+        <w:spacing w:after="80" w:line="276"/>
+      </w:pPr>
+      <w:r>
+        <w:rPr>
+          <w:rFonts w:ascii="Arial" w:cs="Arial" w:eastAsia="Arial" w:hAnsi="Arial"/>
+          <w:color w:val="333333"/>
+          <w:sz w:val="21"/>
+          <w:szCs w:val="21"/>
+        </w:rPr>
+        <w:t xml:space="preserve">This is a problem of misuse rather than an inherent flaw of the technology itself.</w:t>
+      </w:r>
+    </w:p>
+    <w:p>
+      <w:pPr>
+        <w:numPr>
+          <w:ilvl w:val="0"/>
+          <w:numId w:val="1"/>
+        </w:numPr>
+        <w:spacing w:after="80" w:line="276"/>
+      </w:pPr>
+      <w:r>
+        <w:rPr>
+          <w:rFonts w:ascii="Arial" w:cs="Arial" w:eastAsia="Arial" w:hAnsi="Arial"/>
+          <w:color w:val="333333"/>
+          <w:sz w:val="21"/>
+          <w:szCs w:val="21"/>
+        </w:rPr>
+        <w:t xml:space="preserve">The question of [X] remains one of the most contentious issues in...</w:t>
+      </w:r>
+    </w:p>
+    <w:p>
+      <w:pPr>
+        <w:numPr>
+          <w:ilvl w:val="0"/>
+          <w:numId w:val="1"/>
+        </w:numPr>
+        <w:spacing w:after="80" w:line="276"/>
+      </w:pPr>
+      <w:r>
+        <w:rPr>
+          <w:rFonts w:ascii="Arial" w:cs="Arial" w:eastAsia="Arial" w:hAnsi="Arial"/>
+          <w:color w:val="333333"/>
+          <w:sz w:val="21"/>
+          <w:szCs w:val="21"/>
+        </w:rPr>
+        <w:t xml:space="preserve">This balance is best achieved not through [A] but through [B].</w:t>
+      </w:r>
+    </w:p>
+    <w:p>
+      <w:pPr>
+        <w:spacing w:after="100" w:line="276"/>
+      </w:pPr>
+      <w:r>
+        <w:rPr>
+          <w:rFonts w:ascii="Arial" w:cs="Arial" w:eastAsia="Arial" w:hAnsi="Arial"/>
+          <w:b/>
+          <w:bCs/>
           <w:color w:val="548235"/>
           <w:sz w:val="22"/>
           <w:szCs w:val="22"/>
@@ -12714,6 +12926,112 @@
           <w:rFonts w:ascii="Arial" w:cs="Arial" w:eastAsia="Arial" w:hAnsi="Arial"/>
           <w:b/>
           <w:bCs/>
+          <w:color w:val="C55A11"/>
+          <w:sz w:val="22"/>
+          <w:szCs w:val="22"/>
+        </w:rPr>
+        <w:t xml:space="preserve">Sentence Templates for This Topic</w:t>
+      </w:r>
+    </w:p>
+    <w:p>
+      <w:pPr>
+        <w:numPr>
+          <w:ilvl w:val="0"/>
+          <w:numId w:val="1"/>
+        </w:numPr>
+        <w:spacing w:after="80" w:line="276"/>
+      </w:pPr>
+      <w:r>
+        <w:rPr>
+          <w:rFonts w:ascii="Arial" w:cs="Arial" w:eastAsia="Arial" w:hAnsi="Arial"/>
+          <w:color w:val="333333"/>
+          <w:sz w:val="21"/>
+          <w:szCs w:val="21"/>
+        </w:rPr>
+        <w:t xml:space="preserve">Globalisation has generated intense debate about whether...</w:t>
+      </w:r>
+    </w:p>
+    <w:p>
+      <w:pPr>
+        <w:numPr>
+          <w:ilvl w:val="0"/>
+          <w:numId w:val="1"/>
+        </w:numPr>
+        <w:spacing w:after="80" w:line="276"/>
+      </w:pPr>
+      <w:r>
+        <w:rPr>
+          <w:rFonts w:ascii="Arial" w:cs="Arial" w:eastAsia="Arial" w:hAnsi="Arial"/>
+          <w:color w:val="333333"/>
+          <w:sz w:val="21"/>
+          <w:szCs w:val="21"/>
+        </w:rPr>
+        <w:t xml:space="preserve">Countries like X and Y have achieved rapid growth by participating in...</w:t>
+      </w:r>
+    </w:p>
+    <w:p>
+      <w:pPr>
+        <w:numPr>
+          <w:ilvl w:val="0"/>
+          <w:numId w:val="1"/>
+        </w:numPr>
+        <w:spacing w:after="80" w:line="276"/>
+      </w:pPr>
+      <w:r>
+        <w:rPr>
+          <w:rFonts w:ascii="Arial" w:cs="Arial" w:eastAsia="Arial" w:hAnsi="Arial"/>
+          <w:color w:val="333333"/>
+          <w:sz w:val="21"/>
+          <w:szCs w:val="21"/>
+        </w:rPr>
+        <w:t xml:space="preserve">The benefits are real but unevenly distributed.</w:t>
+      </w:r>
+    </w:p>
+    <w:p>
+      <w:pPr>
+        <w:numPr>
+          <w:ilvl w:val="0"/>
+          <w:numId w:val="1"/>
+        </w:numPr>
+        <w:spacing w:after="80" w:line="276"/>
+      </w:pPr>
+      <w:r>
+        <w:rPr>
+          <w:rFonts w:ascii="Arial" w:cs="Arial" w:eastAsia="Arial" w:hAnsi="Arial"/>
+          <w:color w:val="333333"/>
+          <w:sz w:val="21"/>
+          <w:szCs w:val="21"/>
+        </w:rPr>
+        <w:t xml:space="preserve">The solution is not to reverse [X] but to manage it more equitably through...</w:t>
+      </w:r>
+    </w:p>
+    <w:p>
+      <w:pPr>
+        <w:numPr>
+          <w:ilvl w:val="0"/>
+          <w:numId w:val="1"/>
+        </w:numPr>
+        <w:spacing w:after="80" w:line="276"/>
+      </w:pPr>
+      <w:r>
+        <w:rPr>
+          <w:rFonts w:ascii="Arial" w:cs="Arial" w:eastAsia="Arial" w:hAnsi="Arial"/>
+          <w:color w:val="333333"/>
+          <w:sz w:val="21"/>
+          <w:szCs w:val="21"/>
+        </w:rPr>
+        <w:t xml:space="preserve">Without deliberate policies to ensure [X], [trend] risks deepening [problem].</w:t>
+      </w:r>
+    </w:p>
+    <w:p>
+      <w:pPr>
+        <w:spacing w:after="100" w:line="276"/>
+      </w:pPr>
+      <w:r>
+        <w:rPr>
+          <w:rFonts w:ascii="Arial" w:cs="Arial" w:eastAsia="Arial" w:hAnsi="Arial"/>
+          <w:b/>
+          <w:bCs/>
           <w:color w:val="548235"/>
           <w:sz w:val="22"/>
           <w:szCs w:val="22"/>
@@ -13970,6 +14288,112 @@
           <w:rFonts w:ascii="Arial" w:cs="Arial" w:eastAsia="Arial" w:hAnsi="Arial"/>
           <w:b/>
           <w:bCs/>
+          <w:color w:val="C55A11"/>
+          <w:sz w:val="22"/>
+          <w:szCs w:val="22"/>
+        </w:rPr>
+        <w:t xml:space="preserve">Sentence Templates for This Topic</w:t>
+      </w:r>
+    </w:p>
+    <w:p>
+      <w:pPr>
+        <w:numPr>
+          <w:ilvl w:val="0"/>
+          <w:numId w:val="1"/>
+        </w:numPr>
+        <w:spacing w:after="80" w:line="276"/>
+      </w:pPr>
+      <w:r>
+        <w:rPr>
+          <w:rFonts w:ascii="Arial" w:cs="Arial" w:eastAsia="Arial" w:hAnsi="Arial"/>
+          <w:color w:val="333333"/>
+          <w:sz w:val="21"/>
+          <w:szCs w:val="21"/>
+        </w:rPr>
+        <w:t xml:space="preserve">While I accept that [X] poses challenges to [Y], I strongly disagree that the loss is inevitable.</w:t>
+      </w:r>
+    </w:p>
+    <w:p>
+      <w:pPr>
+        <w:numPr>
+          <w:ilvl w:val="0"/>
+          <w:numId w:val="1"/>
+        </w:numPr>
+        <w:spacing w:after="80" w:line="276"/>
+      </w:pPr>
+      <w:r>
+        <w:rPr>
+          <w:rFonts w:ascii="Arial" w:cs="Arial" w:eastAsia="Arial" w:hAnsi="Arial"/>
+          <w:color w:val="333333"/>
+          <w:sz w:val="21"/>
+          <w:szCs w:val="21"/>
+        </w:rPr>
+        <w:t xml:space="preserve">The same technology that threatens [X] can also preserve it.</w:t>
+      </w:r>
+    </w:p>
+    <w:p>
+      <w:pPr>
+        <w:numPr>
+          <w:ilvl w:val="0"/>
+          <w:numId w:val="1"/>
+        </w:numPr>
+        <w:spacing w:after="80" w:line="276"/>
+      </w:pPr>
+      <w:r>
+        <w:rPr>
+          <w:rFonts w:ascii="Arial" w:cs="Arial" w:eastAsia="Arial" w:hAnsi="Arial"/>
+          <w:color w:val="333333"/>
+          <w:sz w:val="21"/>
+          <w:szCs w:val="21"/>
+        </w:rPr>
+        <w:t xml:space="preserve">Many societies have demonstrated that modernity and tradition can coexist.</w:t>
+      </w:r>
+    </w:p>
+    <w:p>
+      <w:pPr>
+        <w:numPr>
+          <w:ilvl w:val="0"/>
+          <w:numId w:val="1"/>
+        </w:numPr>
+        <w:spacing w:after="80" w:line="276"/>
+      </w:pPr>
+      <w:r>
+        <w:rPr>
+          <w:rFonts w:ascii="Arial" w:cs="Arial" w:eastAsia="Arial" w:hAnsi="Arial"/>
+          <w:color w:val="333333"/>
+          <w:sz w:val="21"/>
+          <w:szCs w:val="21"/>
+        </w:rPr>
+        <w:t xml:space="preserve">The key factor is not [X] itself but whether communities actively choose to...</w:t>
+      </w:r>
+    </w:p>
+    <w:p>
+      <w:pPr>
+        <w:numPr>
+          <w:ilvl w:val="0"/>
+          <w:numId w:val="1"/>
+        </w:numPr>
+        <w:spacing w:after="80" w:line="276"/>
+      </w:pPr>
+      <w:r>
+        <w:rPr>
+          <w:rFonts w:ascii="Arial" w:cs="Arial" w:eastAsia="Arial" w:hAnsi="Arial"/>
+          <w:color w:val="333333"/>
+          <w:sz w:val="21"/>
+          <w:szCs w:val="21"/>
+        </w:rPr>
+        <w:t xml:space="preserve">When [X] is managed thoughtfully, it can actually strengthen rather than erode [Y].</w:t>
+      </w:r>
+    </w:p>
+    <w:p>
+      <w:pPr>
+        <w:spacing w:after="100" w:line="276"/>
+      </w:pPr>
+      <w:r>
+        <w:rPr>
+          <w:rFonts w:ascii="Arial" w:cs="Arial" w:eastAsia="Arial" w:hAnsi="Arial"/>
+          <w:b/>
+          <w:bCs/>
           <w:color w:val="548235"/>
           <w:sz w:val="22"/>
           <w:szCs w:val="22"/>
@@ -15201,6 +15625,112 @@
           <w:rFonts w:ascii="Arial" w:cs="Arial" w:eastAsia="Arial" w:hAnsi="Arial"/>
           <w:b/>
           <w:bCs/>
+          <w:color w:val="C55A11"/>
+          <w:sz w:val="22"/>
+          <w:szCs w:val="22"/>
+        </w:rPr>
+        <w:t xml:space="preserve">Sentence Templates for This Topic</w:t>
+      </w:r>
+    </w:p>
+    <w:p>
+      <w:pPr>
+        <w:numPr>
+          <w:ilvl w:val="0"/>
+          <w:numId w:val="1"/>
+        </w:numPr>
+        <w:spacing w:after="80" w:line="276"/>
+      </w:pPr>
+      <w:r>
+        <w:rPr>
+          <w:rFonts w:ascii="Arial" w:cs="Arial" w:eastAsia="Arial" w:hAnsi="Arial"/>
+          <w:color w:val="333333"/>
+          <w:sz w:val="21"/>
+          <w:szCs w:val="21"/>
+        </w:rPr>
+        <w:t xml:space="preserve">There is a compelling case for prioritising...</w:t>
+      </w:r>
+    </w:p>
+    <w:p>
+      <w:pPr>
+        <w:numPr>
+          <w:ilvl w:val="0"/>
+          <w:numId w:val="1"/>
+        </w:numPr>
+        <w:spacing w:after="80" w:line="276"/>
+      </w:pPr>
+      <w:r>
+        <w:rPr>
+          <w:rFonts w:ascii="Arial" w:cs="Arial" w:eastAsia="Arial" w:hAnsi="Arial"/>
+          <w:color w:val="333333"/>
+          <w:sz w:val="21"/>
+          <w:szCs w:val="21"/>
+        </w:rPr>
+        <w:t xml:space="preserve">Cutting [X] funding entirely would be short-sighted.</w:t>
+      </w:r>
+    </w:p>
+    <w:p>
+      <w:pPr>
+        <w:numPr>
+          <w:ilvl w:val="0"/>
+          <w:numId w:val="1"/>
+        </w:numPr>
+        <w:spacing w:after="80" w:line="276"/>
+      </w:pPr>
+      <w:r>
+        <w:rPr>
+          <w:rFonts w:ascii="Arial" w:cs="Arial" w:eastAsia="Arial" w:hAnsi="Arial"/>
+          <w:color w:val="333333"/>
+          <w:sz w:val="21"/>
+          <w:szCs w:val="21"/>
+        </w:rPr>
+        <w:t xml:space="preserve">A pragmatic approach is to... while ensuring that...</w:t>
+      </w:r>
+    </w:p>
+    <w:p>
+      <w:pPr>
+        <w:numPr>
+          <w:ilvl w:val="0"/>
+          <w:numId w:val="1"/>
+        </w:numPr>
+        <w:spacing w:after="80" w:line="276"/>
+      </w:pPr>
+      <w:r>
+        <w:rPr>
+          <w:rFonts w:ascii="Arial" w:cs="Arial" w:eastAsia="Arial" w:hAnsi="Arial"/>
+          <w:color w:val="333333"/>
+          <w:sz w:val="21"/>
+          <w:szCs w:val="21"/>
+        </w:rPr>
+        <w:t xml:space="preserve">The widening disparity between [A] and [B] is one of the most pressing challenges facing...</w:t>
+      </w:r>
+    </w:p>
+    <w:p>
+      <w:pPr>
+        <w:numPr>
+          <w:ilvl w:val="0"/>
+          <w:numId w:val="1"/>
+        </w:numPr>
+        <w:spacing w:after="80" w:line="276"/>
+      </w:pPr>
+      <w:r>
+        <w:rPr>
+          <w:rFonts w:ascii="Arial" w:cs="Arial" w:eastAsia="Arial" w:hAnsi="Arial"/>
+          <w:color w:val="333333"/>
+          <w:sz w:val="21"/>
+          <w:szCs w:val="21"/>
+        </w:rPr>
+        <w:t xml:space="preserve">Governments should pursue a multi-pronged strategy.</w:t>
+      </w:r>
+    </w:p>
+    <w:p>
+      <w:pPr>
+        <w:spacing w:after="100" w:line="276"/>
+      </w:pPr>
+      <w:r>
+        <w:rPr>
+          <w:rFonts w:ascii="Arial" w:cs="Arial" w:eastAsia="Arial" w:hAnsi="Arial"/>
+          <w:b/>
+          <w:bCs/>
           <w:color w:val="548235"/>
           <w:sz w:val="22"/>
           <w:szCs w:val="22"/>
@@ -16457,6 +16987,112 @@
           <w:rFonts w:ascii="Arial" w:cs="Arial" w:eastAsia="Arial" w:hAnsi="Arial"/>
           <w:b/>
           <w:bCs/>
+          <w:color w:val="C55A11"/>
+          <w:sz w:val="22"/>
+          <w:szCs w:val="22"/>
+        </w:rPr>
+        <w:t xml:space="preserve">Sentence Templates for This Topic</w:t>
+      </w:r>
+    </w:p>
+    <w:p>
+      <w:pPr>
+        <w:numPr>
+          <w:ilvl w:val="0"/>
+          <w:numId w:val="1"/>
+        </w:numPr>
+        <w:spacing w:after="80" w:line="276"/>
+      </w:pPr>
+      <w:r>
+        <w:rPr>
+          <w:rFonts w:ascii="Arial" w:cs="Arial" w:eastAsia="Arial" w:hAnsi="Arial"/>
+          <w:color w:val="333333"/>
+          <w:sz w:val="21"/>
+          <w:szCs w:val="21"/>
+        </w:rPr>
+        <w:t xml:space="preserve">Youth crime rates have risen in numerous countries, prompting concern among...</w:t>
+      </w:r>
+    </w:p>
+    <w:p>
+      <w:pPr>
+        <w:numPr>
+          <w:ilvl w:val="0"/>
+          <w:numId w:val="1"/>
+        </w:numPr>
+        <w:spacing w:after="80" w:line="276"/>
+      </w:pPr>
+      <w:r>
+        <w:rPr>
+          <w:rFonts w:ascii="Arial" w:cs="Arial" w:eastAsia="Arial" w:hAnsi="Arial"/>
+          <w:color w:val="333333"/>
+          <w:sz w:val="21"/>
+          <w:szCs w:val="21"/>
+        </w:rPr>
+        <w:t xml:space="preserve">Children from [background] are statistically more likely to...</w:t>
+      </w:r>
+    </w:p>
+    <w:p>
+      <w:pPr>
+        <w:numPr>
+          <w:ilvl w:val="0"/>
+          <w:numId w:val="1"/>
+        </w:numPr>
+        <w:spacing w:after="80" w:line="276"/>
+      </w:pPr>
+      <w:r>
+        <w:rPr>
+          <w:rFonts w:ascii="Arial" w:cs="Arial" w:eastAsia="Arial" w:hAnsi="Arial"/>
+          <w:color w:val="333333"/>
+          <w:sz w:val="21"/>
+          <w:szCs w:val="21"/>
+        </w:rPr>
+        <w:t xml:space="preserve">Research suggests that [approach] alone is insufficient to...</w:t>
+      </w:r>
+    </w:p>
+    <w:p>
+      <w:pPr>
+        <w:numPr>
+          <w:ilvl w:val="0"/>
+          <w:numId w:val="1"/>
+        </w:numPr>
+        <w:spacing w:after="80" w:line="276"/>
+      </w:pPr>
+      <w:r>
+        <w:rPr>
+          <w:rFonts w:ascii="Arial" w:cs="Arial" w:eastAsia="Arial" w:hAnsi="Arial"/>
+          <w:color w:val="333333"/>
+          <w:sz w:val="21"/>
+          <w:szCs w:val="21"/>
+        </w:rPr>
+        <w:t xml:space="preserve">A combination of [A] and [B] offers the best solution.</w:t>
+      </w:r>
+    </w:p>
+    <w:p>
+      <w:pPr>
+        <w:numPr>
+          <w:ilvl w:val="0"/>
+          <w:numId w:val="1"/>
+        </w:numPr>
+        <w:spacing w:after="80" w:line="276"/>
+      </w:pPr>
+      <w:r>
+        <w:rPr>
+          <w:rFonts w:ascii="Arial" w:cs="Arial" w:eastAsia="Arial" w:hAnsi="Arial"/>
+          <w:color w:val="333333"/>
+          <w:sz w:val="21"/>
+          <w:szCs w:val="21"/>
+        </w:rPr>
+        <w:t xml:space="preserve">[Approach] addresses the underlying causes of [problem] rather than merely punishing its symptoms.</w:t>
+      </w:r>
+    </w:p>
+    <w:p>
+      <w:pPr>
+        <w:spacing w:after="100" w:line="276"/>
+      </w:pPr>
+      <w:r>
+        <w:rPr>
+          <w:rFonts w:ascii="Arial" w:cs="Arial" w:eastAsia="Arial" w:hAnsi="Arial"/>
+          <w:b/>
+          <w:bCs/>
           <w:color w:val="548235"/>
           <w:sz w:val="22"/>
           <w:szCs w:val="22"/>
@@ -17663,6 +18299,112 @@
           <w:rFonts w:ascii="Arial" w:cs="Arial" w:eastAsia="Arial" w:hAnsi="Arial"/>
           <w:b/>
           <w:bCs/>
+          <w:color w:val="C55A11"/>
+          <w:sz w:val="22"/>
+          <w:szCs w:val="22"/>
+        </w:rPr>
+        <w:t xml:space="preserve">Sentence Templates for This Topic</w:t>
+      </w:r>
+    </w:p>
+    <w:p>
+      <w:pPr>
+        <w:numPr>
+          <w:ilvl w:val="0"/>
+          <w:numId w:val="1"/>
+        </w:numPr>
+        <w:spacing w:after="80" w:line="276"/>
+      </w:pPr>
+      <w:r>
+        <w:rPr>
+          <w:rFonts w:ascii="Arial" w:cs="Arial" w:eastAsia="Arial" w:hAnsi="Arial"/>
+          <w:color w:val="333333"/>
+          <w:sz w:val="21"/>
+          <w:szCs w:val="21"/>
+        </w:rPr>
+        <w:t xml:space="preserve">The ethics of [X] remain fiercely debated.</w:t>
+      </w:r>
+    </w:p>
+    <w:p>
+      <w:pPr>
+        <w:numPr>
+          <w:ilvl w:val="0"/>
+          <w:numId w:val="1"/>
+        </w:numPr>
+        <w:spacing w:after="80" w:line="276"/>
+      </w:pPr>
+      <w:r>
+        <w:rPr>
+          <w:rFonts w:ascii="Arial" w:cs="Arial" w:eastAsia="Arial" w:hAnsi="Arial"/>
+          <w:color w:val="333333"/>
+          <w:sz w:val="21"/>
+          <w:szCs w:val="21"/>
+        </w:rPr>
+        <w:t xml:space="preserve">[X] has been instrumental in developing...</w:t>
+      </w:r>
+    </w:p>
+    <w:p>
+      <w:pPr>
+        <w:numPr>
+          <w:ilvl w:val="0"/>
+          <w:numId w:val="1"/>
+        </w:numPr>
+        <w:spacing w:after="80" w:line="276"/>
+      </w:pPr>
+      <w:r>
+        <w:rPr>
+          <w:rFonts w:ascii="Arial" w:cs="Arial" w:eastAsia="Arial" w:hAnsi="Arial"/>
+          <w:color w:val="333333"/>
+          <w:sz w:val="21"/>
+          <w:szCs w:val="21"/>
+        </w:rPr>
+        <w:t xml:space="preserve">The scientific community has a moral obligation to...</w:t>
+      </w:r>
+    </w:p>
+    <w:p>
+      <w:pPr>
+        <w:numPr>
+          <w:ilvl w:val="0"/>
+          <w:numId w:val="1"/>
+        </w:numPr>
+        <w:spacing w:after="80" w:line="276"/>
+      </w:pPr>
+      <w:r>
+        <w:rPr>
+          <w:rFonts w:ascii="Arial" w:cs="Arial" w:eastAsia="Arial" w:hAnsi="Arial"/>
+          <w:color w:val="333333"/>
+          <w:sz w:val="21"/>
+          <w:szCs w:val="21"/>
+        </w:rPr>
+        <w:t xml:space="preserve">The goal should be progressive reduction rather than outright elimination.</w:t>
+      </w:r>
+    </w:p>
+    <w:p>
+      <w:pPr>
+        <w:numPr>
+          <w:ilvl w:val="0"/>
+          <w:numId w:val="1"/>
+        </w:numPr>
+        <w:spacing w:after="80" w:line="276"/>
+      </w:pPr>
+      <w:r>
+        <w:rPr>
+          <w:rFonts w:ascii="Arial" w:cs="Arial" w:eastAsia="Arial" w:hAnsi="Arial"/>
+          <w:color w:val="333333"/>
+          <w:sz w:val="21"/>
+          <w:szCs w:val="21"/>
+        </w:rPr>
+        <w:t xml:space="preserve">The accelerating loss of [X] is one of the most alarming [Y] trends of our time.</w:t>
+      </w:r>
+    </w:p>
+    <w:p>
+      <w:pPr>
+        <w:spacing w:after="100" w:line="276"/>
+      </w:pPr>
+      <w:r>
+        <w:rPr>
+          <w:rFonts w:ascii="Arial" w:cs="Arial" w:eastAsia="Arial" w:hAnsi="Arial"/>
+          <w:b/>
+          <w:bCs/>
           <w:color w:val="548235"/>
           <w:sz w:val="22"/>
           <w:szCs w:val="22"/>
@@ -18894,6 +19636,112 @@
           <w:rFonts w:ascii="Arial" w:cs="Arial" w:eastAsia="Arial" w:hAnsi="Arial"/>
           <w:b/>
           <w:bCs/>
+          <w:color w:val="C55A11"/>
+          <w:sz w:val="22"/>
+          <w:szCs w:val="22"/>
+        </w:rPr>
+        <w:t xml:space="preserve">Sentence Templates for This Topic</w:t>
+      </w:r>
+    </w:p>
+    <w:p>
+      <w:pPr>
+        <w:numPr>
+          <w:ilvl w:val="0"/>
+          <w:numId w:val="1"/>
+        </w:numPr>
+        <w:spacing w:after="80" w:line="276"/>
+      </w:pPr>
+      <w:r>
+        <w:rPr>
+          <w:rFonts w:ascii="Arial" w:cs="Arial" w:eastAsia="Arial" w:hAnsi="Arial"/>
+          <w:color w:val="333333"/>
+          <w:sz w:val="21"/>
+          <w:szCs w:val="21"/>
+        </w:rPr>
+        <w:t xml:space="preserve">While I agree that [X] is indispensable, I believe that [Y] also plays a meaningful role.</w:t>
+      </w:r>
+    </w:p>
+    <w:p>
+      <w:pPr>
+        <w:numPr>
+          <w:ilvl w:val="0"/>
+          <w:numId w:val="1"/>
+        </w:numPr>
+        <w:spacing w:after="80" w:line="276"/>
+      </w:pPr>
+      <w:r>
+        <w:rPr>
+          <w:rFonts w:ascii="Arial" w:cs="Arial" w:eastAsia="Arial" w:hAnsi="Arial"/>
+          <w:color w:val="333333"/>
+          <w:sz w:val="21"/>
+          <w:szCs w:val="21"/>
+        </w:rPr>
+        <w:t xml:space="preserve">Consumer choices collectively shape markets.</w:t>
+      </w:r>
+    </w:p>
+    <w:p>
+      <w:pPr>
+        <w:numPr>
+          <w:ilvl w:val="0"/>
+          <w:numId w:val="1"/>
+        </w:numPr>
+        <w:spacing w:after="80" w:line="276"/>
+      </w:pPr>
+      <w:r>
+        <w:rPr>
+          <w:rFonts w:ascii="Arial" w:cs="Arial" w:eastAsia="Arial" w:hAnsi="Arial"/>
+          <w:color w:val="333333"/>
+          <w:sz w:val="21"/>
+          <w:szCs w:val="21"/>
+        </w:rPr>
+        <w:t xml:space="preserve">The most effective approach combines top-down [X] with bottom-up [Y].</w:t>
+      </w:r>
+    </w:p>
+    <w:p>
+      <w:pPr>
+        <w:numPr>
+          <w:ilvl w:val="0"/>
+          <w:numId w:val="1"/>
+        </w:numPr>
+        <w:spacing w:after="80" w:line="276"/>
+      </w:pPr>
+      <w:r>
+        <w:rPr>
+          <w:rFonts w:ascii="Arial" w:cs="Arial" w:eastAsia="Arial" w:hAnsi="Arial"/>
+          <w:color w:val="333333"/>
+          <w:sz w:val="21"/>
+          <w:szCs w:val="21"/>
+        </w:rPr>
+        <w:t xml:space="preserve">[X] presents an existential threat to...</w:t>
+      </w:r>
+    </w:p>
+    <w:p>
+      <w:pPr>
+        <w:numPr>
+          <w:ilvl w:val="0"/>
+          <w:numId w:val="1"/>
+        </w:numPr>
+        <w:spacing w:after="80" w:line="276"/>
+      </w:pPr>
+      <w:r>
+        <w:rPr>
+          <w:rFonts w:ascii="Arial" w:cs="Arial" w:eastAsia="Arial" w:hAnsi="Arial"/>
+          <w:color w:val="333333"/>
+          <w:sz w:val="21"/>
+          <w:szCs w:val="21"/>
+        </w:rPr>
+        <w:t xml:space="preserve">The most urgent step is transitioning from [A] to [B].</w:t>
+      </w:r>
+    </w:p>
+    <w:p>
+      <w:pPr>
+        <w:spacing w:after="100" w:line="276"/>
+      </w:pPr>
+      <w:r>
+        <w:rPr>
+          <w:rFonts w:ascii="Arial" w:cs="Arial" w:eastAsia="Arial" w:hAnsi="Arial"/>
+          <w:b/>
+          <w:bCs/>
           <w:color w:val="548235"/>
           <w:sz w:val="22"/>
           <w:szCs w:val="22"/>
@@ -20100,6 +20948,112 @@
           <w:rFonts w:ascii="Arial" w:cs="Arial" w:eastAsia="Arial" w:hAnsi="Arial"/>
           <w:b/>
           <w:bCs/>
+          <w:color w:val="C55A11"/>
+          <w:sz w:val="22"/>
+          <w:szCs w:val="22"/>
+        </w:rPr>
+        <w:t xml:space="preserve">Sentence Templates for This Topic</w:t>
+      </w:r>
+    </w:p>
+    <w:p>
+      <w:pPr>
+        <w:numPr>
+          <w:ilvl w:val="0"/>
+          <w:numId w:val="1"/>
+        </w:numPr>
+        <w:spacing w:after="80" w:line="276"/>
+      </w:pPr>
+      <w:r>
+        <w:rPr>
+          <w:rFonts w:ascii="Arial" w:cs="Arial" w:eastAsia="Arial" w:hAnsi="Arial"/>
+          <w:color w:val="333333"/>
+          <w:sz w:val="21"/>
+          <w:szCs w:val="21"/>
+        </w:rPr>
+        <w:t xml:space="preserve">The increasing participation of [X] is widely regarded as a landmark social achievement.</w:t>
+      </w:r>
+    </w:p>
+    <w:p>
+      <w:pPr>
+        <w:numPr>
+          <w:ilvl w:val="0"/>
+          <w:numId w:val="1"/>
+        </w:numPr>
+        <w:spacing w:after="80" w:line="276"/>
+      </w:pPr>
+      <w:r>
+        <w:rPr>
+          <w:rFonts w:ascii="Arial" w:cs="Arial" w:eastAsia="Arial" w:hAnsi="Arial"/>
+          <w:color w:val="333333"/>
+          <w:sz w:val="21"/>
+          <w:szCs w:val="21"/>
+        </w:rPr>
+        <w:t xml:space="preserve">The solution lies not in [discouraging X] but in [creating Y].</w:t>
+      </w:r>
+    </w:p>
+    <w:p>
+      <w:pPr>
+        <w:numPr>
+          <w:ilvl w:val="0"/>
+          <w:numId w:val="1"/>
+        </w:numPr>
+        <w:spacing w:after="80" w:line="276"/>
+      </w:pPr>
+      <w:r>
+        <w:rPr>
+          <w:rFonts w:ascii="Arial" w:cs="Arial" w:eastAsia="Arial" w:hAnsi="Arial"/>
+          <w:color w:val="333333"/>
+          <w:sz w:val="21"/>
+          <w:szCs w:val="21"/>
+        </w:rPr>
+        <w:t xml:space="preserve">Despite decades of progress toward [X], [gap/problem] persists.</w:t>
+      </w:r>
+    </w:p>
+    <w:p>
+      <w:pPr>
+        <w:numPr>
+          <w:ilvl w:val="0"/>
+          <w:numId w:val="1"/>
+        </w:numPr>
+        <w:spacing w:after="80" w:line="276"/>
+      </w:pPr>
+      <w:r>
+        <w:rPr>
+          <w:rFonts w:ascii="Arial" w:cs="Arial" w:eastAsia="Arial" w:hAnsi="Arial"/>
+          <w:color w:val="333333"/>
+          <w:sz w:val="21"/>
+          <w:szCs w:val="21"/>
+        </w:rPr>
+        <w:t xml:space="preserve">Even within the same [field], [group] is less likely to...</w:t>
+      </w:r>
+    </w:p>
+    <w:p>
+      <w:pPr>
+        <w:numPr>
+          <w:ilvl w:val="0"/>
+          <w:numId w:val="1"/>
+        </w:numPr>
+        <w:spacing w:after="80" w:line="276"/>
+      </w:pPr>
+      <w:r>
+        <w:rPr>
+          <w:rFonts w:ascii="Arial" w:cs="Arial" w:eastAsia="Arial" w:hAnsi="Arial"/>
+          <w:color w:val="333333"/>
+          <w:sz w:val="21"/>
+          <w:szCs w:val="21"/>
+        </w:rPr>
+        <w:t xml:space="preserve">Legislative enforcement, educational encouragement, and cultural change are all necessary to...</w:t>
+      </w:r>
+    </w:p>
+    <w:p>
+      <w:pPr>
+        <w:spacing w:after="100" w:line="276"/>
+      </w:pPr>
+      <w:r>
+        <w:rPr>
+          <w:rFonts w:ascii="Arial" w:cs="Arial" w:eastAsia="Arial" w:hAnsi="Arial"/>
+          <w:b/>
+          <w:bCs/>
           <w:color w:val="548235"/>
           <w:sz w:val="22"/>
           <w:szCs w:val="22"/>
@@ -21321,6 +22275,112 @@
       <w:pPr>
         <w:spacing w:after="120"/>
       </w:pPr>
+    </w:p>
+    <w:p>
+      <w:pPr>
+        <w:spacing w:after="100" w:line="276"/>
+      </w:pPr>
+      <w:r>
+        <w:rPr>
+          <w:rFonts w:ascii="Arial" w:cs="Arial" w:eastAsia="Arial" w:hAnsi="Arial"/>
+          <w:b/>
+          <w:bCs/>
+          <w:color w:val="C55A11"/>
+          <w:sz w:val="22"/>
+          <w:szCs w:val="22"/>
+        </w:rPr>
+        <w:t xml:space="preserve">Sentence Templates for This Topic</w:t>
+      </w:r>
+    </w:p>
+    <w:p>
+      <w:pPr>
+        <w:numPr>
+          <w:ilvl w:val="0"/>
+          <w:numId w:val="1"/>
+        </w:numPr>
+        <w:spacing w:after="80" w:line="276"/>
+      </w:pPr>
+      <w:r>
+        <w:rPr>
+          <w:rFonts w:ascii="Arial" w:cs="Arial" w:eastAsia="Arial" w:hAnsi="Arial"/>
+          <w:color w:val="333333"/>
+          <w:sz w:val="21"/>
+          <w:szCs w:val="21"/>
+        </w:rPr>
+        <w:t xml:space="preserve">[Problem] has/have become increasingly prevalent in modern societies.</w:t>
+      </w:r>
+    </w:p>
+    <w:p>
+      <w:pPr>
+        <w:numPr>
+          <w:ilvl w:val="0"/>
+          <w:numId w:val="1"/>
+        </w:numPr>
+        <w:spacing w:after="80" w:line="276"/>
+      </w:pPr>
+      <w:r>
+        <w:rPr>
+          <w:rFonts w:ascii="Arial" w:cs="Arial" w:eastAsia="Arial" w:hAnsi="Arial"/>
+          <w:color w:val="333333"/>
+          <w:sz w:val="21"/>
+          <w:szCs w:val="21"/>
+        </w:rPr>
+        <w:t xml:space="preserve">The changing nature of [X] has drawn people away from [A] into [B] where...</w:t>
+      </w:r>
+    </w:p>
+    <w:p>
+      <w:pPr>
+        <w:numPr>
+          <w:ilvl w:val="0"/>
+          <w:numId w:val="1"/>
+        </w:numPr>
+        <w:spacing w:after="80" w:line="276"/>
+      </w:pPr>
+      <w:r>
+        <w:rPr>
+          <w:rFonts w:ascii="Arial" w:cs="Arial" w:eastAsia="Arial" w:hAnsi="Arial"/>
+          <w:color w:val="333333"/>
+          <w:sz w:val="21"/>
+          <w:szCs w:val="21"/>
+        </w:rPr>
+        <w:t xml:space="preserve">Local governments could invest in community infrastructure such as...</w:t>
+      </w:r>
+    </w:p>
+    <w:p>
+      <w:pPr>
+        <w:numPr>
+          <w:ilvl w:val="0"/>
+          <w:numId w:val="1"/>
+        </w:numPr>
+        <w:spacing w:after="80" w:line="276"/>
+      </w:pPr>
+      <w:r>
+        <w:rPr>
+          <w:rFonts w:ascii="Arial" w:cs="Arial" w:eastAsia="Arial" w:hAnsi="Arial"/>
+          <w:color w:val="333333"/>
+          <w:sz w:val="21"/>
+          <w:szCs w:val="21"/>
+        </w:rPr>
+        <w:t xml:space="preserve">Urban planning should prioritise [X] rather than [Y] that physically isolate residents.</w:t>
+      </w:r>
+    </w:p>
+    <w:p>
+      <w:pPr>
+        <w:numPr>
+          <w:ilvl w:val="0"/>
+          <w:numId w:val="1"/>
+        </w:numPr>
+        <w:spacing w:after="80" w:line="276"/>
+      </w:pPr>
+      <w:r>
+        <w:rPr>
+          <w:rFonts w:ascii="Arial" w:cs="Arial" w:eastAsia="Arial" w:hAnsi="Arial"/>
+          <w:color w:val="333333"/>
+          <w:sz w:val="21"/>
+          <w:szCs w:val="21"/>
+        </w:rPr>
+        <w:t xml:space="preserve">The unifying potential of [X] outweighs the problems, provided that...</w:t>
+      </w:r>
     </w:p>
     <w:p>
       <w:pPr>
